--- a/facilitator-guide-portfolio-kanban.docx
+++ b/facilitator-guide-portfolio-kanban.docx
@@ -894,6 +894,112 @@
       </w:r>
       <w:r>
         <w:t xml:space="preserve"> connect them to the teams.</w:t>
+      </w:r>
+    </w:p>
+    <w:p>
+      <w:pPr>
+        <w:pStyle w:val="Heading1"/>
+      </w:pPr>
+      <w:r>
+        <w:t xml:space="preserve">Recreate it in your whiteboard</w:t>
+      </w:r>
+    </w:p>
+    <w:p>
+      <w:pPr>
+        <w:pStyle w:val="Small"/>
+      </w:pPr>
+      <w:r>
+        <w:t xml:space="preserve">Paste this into your whiteboard's AI assistant (for example Miro AI or Atlassian Rovo) or a general assistant, to get an editable, native version of the board. Results vary by tool, so expect to tidy it up. For an exact copy, import the SVG as a locked background instead.</w:t>
+      </w:r>
+    </w:p>
+    <w:p>
+      <w:r>
+        <w:t xml:space="preserve">Create an editable whiteboard for “Portfolio Kanban &amp; Investment Mix”, a workshop board.</w:t>
+      </w:r>
+    </w:p>
+    <w:p>
+      <w:r>
+        <w:t xml:space="preserve">Purpose: Limit how many big initiatives run at once, decide with a lean business case, and keep investment balanced.</w:t>
+      </w:r>
+    </w:p>
+    <w:p>
+      <w:r>
+        <w:t xml:space="preserve">Layout: a wide landscape board (about 16:11). Make one frame per section below, placed as described. In each frame, add the section name as a heading, then its content as short text labels or empty fields to fill in. Leave space in each frame for sticky notes. Use the header colour given. Keep the wording as written and don't add extra content.</w:t>
+      </w:r>
+    </w:p>
+    <w:p>
+      <w:r>
+        <w:t xml:space="preserve">Header fields to fill in: Portfolio, Date</w:t>
+      </w:r>
+    </w:p>
+    <w:p>
+      <w:r>
+        <w:t xml:space="preserve">Sections:</w:t>
+      </w:r>
+    </w:p>
+    <w:p>
+      <w:r>
+        <w:t xml:space="preserve">1. Portfolio Kanban: top full width, about 100% wide and 50% tall; header colour blue.</w:t>
+      </w:r>
+    </w:p>
+    <w:p>
+      <w:r>
+        <w:t xml:space="preserve">   Subtitle: One sticky per initiative · pull, don't push</w:t>
+      </w:r>
+    </w:p>
+    <w:p>
+      <w:r>
+        <w:t xml:space="preserve">   Content: Funnel · Reviewing · Analysing · Ready · Implementing · Done · Every new idea lands here · Worth a closer look? · Lean business case · Approved, waiting for capacity · MVP first, then persevere or pivot · Outcome measured · WIP limit: (×4) · Exit when: (×6)</w:t>
+      </w:r>
+    </w:p>
+    <w:p>
+      <w:r>
+        <w:t xml:space="preserve">2. Lean Business Case: bottom left, about 50% wide and 45% tall; header colour purple.</w:t>
+      </w:r>
+    </w:p>
+    <w:p>
+      <w:r>
+        <w:t xml:space="preserve">   Subtitle: One page per initiative in analysing</w:t>
+      </w:r>
+    </w:p>
+    <w:p>
+      <w:r>
+        <w:t xml:space="preserve">   Content: Initiative: · Problem or opportunity: · Hypothesis · We believe… · will result in… · We'll know when… · Smallest version (MVP): · Cost range: · Cost of delay: · High · Medium · Low · Go / no-go criteria: · Decision: · Go to Ready · Not now · Stop</w:t>
+      </w:r>
+    </w:p>
+    <w:p>
+      <w:r>
+        <w:t xml:space="preserve">3. Investment Mix: bottom centre, about 25% wide and 45% tall; header colour emerald green.</w:t>
+      </w:r>
+    </w:p>
+    <w:p>
+      <w:r>
+        <w:t xml:space="preserve">   Subtitle: Agree the split up front</w:t>
+      </w:r>
+    </w:p>
+    <w:p>
+      <w:r>
+        <w:t xml:space="preserve">   Content: Type of work: · Target %: · Actual %: · New bets · Grow existing · Run &amp; maintain · Tech debt &amp; enablers · Unplanned buffer · Total = 100% · Is the actual mix what we intended?</w:t>
+      </w:r>
+    </w:p>
+    <w:p>
+      <w:r>
+        <w:t xml:space="preserve">4. Portfolio Review: bottom right, about 25% wide and 45% tall; header colour amber.</w:t>
+      </w:r>
+    </w:p>
+    <w:p>
+      <w:r>
+        <w:t xml:space="preserve">   Content: Review cadence: · Decision forum: · WIP limits respected · Stop something to start something · Funding checked against outcomes · Done items had their outcome measured · Mix compared with the target · Next review:</w:t>
+      </w:r>
+    </w:p>
+    <w:p>
+      <w:r>
+        <w:t xml:space="preserve">Footer questions: “What would we stop to make room for this?” “Which initiative, if it were the only one, would we finish first?”</w:t>
+      </w:r>
+    </w:p>
+    <w:p>
+      <w:r>
+        <w:t xml:space="preserve">Original board for reference: https://eparker71.github.io/agile-ways-of-working/portfolio-kanban-board.html</w:t>
       </w:r>
     </w:p>
     <w:p>

--- a/facilitator-guide-portfolio-kanban.docx
+++ b/facilitator-guide-portfolio-kanban.docx
@@ -235,7 +235,7 @@
         </w:numPr>
       </w:pPr>
       <w:r>
-        <w:t xml:space="preserve">Print the board at A1 or A3, or load the SVG as a digital background</w:t>
+        <w:t xml:space="preserve">Print the board at A1 or A3 (or 11×17), or load the SVG as a digital background</w:t>
       </w:r>
     </w:p>
     <w:p>
